--- a/resume/安冉-简历-AI音乐产品与应用-两页-无照片.docx
+++ b/resume/安冉-简历-AI音乐产品与应用-两页-无照片.docx
@@ -59,7 +59,7 @@
           <w:color w:val="454A54"/>
           <w:sz w:val="19"/>
         </w:rPr>
-        <w:t>19819509890</w:t>
+        <w:t>19818509890</w:t>
       </w:r>
       <w:r>
         <w:rPr>

--- a/resume/安冉-简历-AI音乐产品与应用-两页-无照片.docx
+++ b/resume/安冉-简历-AI音乐产品与应用-两页-无照片.docx
@@ -265,7 +265,7 @@
           <w:color w:val="2F54B8"/>
           <w:sz w:val="20"/>
         </w:rPr>
-        <w:t>35 万+</w:t>
+        <w:t>42 万+</w:t>
       </w:r>
       <w:r>
         <w:rPr>
@@ -1259,7 +1259,7 @@
           <w:color w:val="2F54B8"/>
           <w:sz w:val="20"/>
         </w:rPr>
-        <w:t>35 万+</w:t>
+        <w:t>42 万+</w:t>
       </w:r>
       <w:r>
         <w:rPr>

--- a/resume/安冉-简历-AI音乐产品与应用-两页-无照片.docx
+++ b/resume/安冉-简历-AI音乐产品与应用-两页-无照片.docx
@@ -122,7 +122,7 @@
           <w:color w:val="454A54"/>
           <w:sz w:val="19"/>
         </w:rPr>
-        <w:t>新南威尔士大学硕士在读 · 2027 届</w:t>
+        <w:t>新南威尔士大学硕士在读</w:t>
       </w:r>
     </w:p>
     <w:p>
@@ -146,7 +146,7 @@
           <w:color w:val="23262C"/>
           <w:sz w:val="19"/>
         </w:rPr>
-        <w:t xml:space="preserve">  2026.12 毕业回国 · 2027.01 起可全职长期实习 · 以转正为目标</w:t>
+        <w:t xml:space="preserve">  2027.01 起可全职长期实习 · 以转正为目标</w:t>
       </w:r>
     </w:p>
     <w:p>
@@ -205,7 +205,7 @@
           <w:color w:val="23262C"/>
           <w:sz w:val="20"/>
         </w:rPr>
-        <w:t>新南威尔士大学硕士在读（2027 届），参与音乐流派分类等深度学习项目（10+ 方案对比、最优验证集准确率 92%+）；近 10 年作曲与制作经验，独立完成作曲、编曲、录音、混音全流程。</w:t>
+        <w:t>新南威尔士大学硕士在读，参与音乐流派分类等深度学习项目（10+ 方案对比、最优验证集准确率 92%+）；近 10 年作曲与制作经验，独立完成作曲、编曲、录音、混音全流程。</w:t>
       </w:r>
     </w:p>
     <w:p>
@@ -406,7 +406,7 @@
           <w:color w:val="6A7080"/>
           <w:sz w:val="18"/>
         </w:rPr>
-        <w:t>2025.02 – 2026.12（预计毕业）</w:t>
+        <w:t>2025.02 – 至今（在读）</w:t>
       </w:r>
     </w:p>
     <w:p>

--- a/resume/安冉-简历-AI音乐产品与应用-两页-无照片.docx
+++ b/resume/安冉-简历-AI音乐产品与应用-两页-无照片.docx
@@ -137,7 +137,7 @@
           <w:sz w:val="17"/>
           <w:shd w:val="clear" w:fill="2F54B8"/>
         </w:rPr>
-        <w:t xml:space="preserve"> 到岗计划 </w:t>
+        <w:t xml:space="preserve"> 作品站 </w:t>
       </w:r>
       <w:r>
         <w:rPr>
@@ -146,7 +146,7 @@
           <w:color w:val="23262C"/>
           <w:sz w:val="19"/>
         </w:rPr>
-        <w:t xml:space="preserve">  2027.01 起可全职长期实习 · 以转正为目标</w:t>
+        <w:t xml:space="preserve">  arana1030.github.io/anran-resume · 备用 anran-resume-musical.netlify.app</w:t>
       </w:r>
     </w:p>
     <w:p>

--- a/resume/安冉-简历-AI音乐产品与应用-两页-无照片.docx
+++ b/resume/安冉-简历-AI音乐产品与应用-两页-无照片.docx
@@ -265,7 +265,7 @@
           <w:color w:val="2F54B8"/>
           <w:sz w:val="20"/>
         </w:rPr>
-        <w:t>42 万+</w:t>
+        <w:t>35 万+</w:t>
       </w:r>
       <w:r>
         <w:rPr>
@@ -1259,7 +1259,7 @@
           <w:color w:val="2F54B8"/>
           <w:sz w:val="20"/>
         </w:rPr>
-        <w:t>42 万+</w:t>
+        <w:t>35 万+</w:t>
       </w:r>
       <w:r>
         <w:rPr>

--- a/resume/安冉-简历-AI音乐产品与应用-两页-无照片.docx
+++ b/resume/安冉-简历-AI音乐产品与应用-两页-无照片.docx
@@ -266,6 +266,24 @@
           <w:sz w:val="20"/>
         </w:rPr>
         <w:t>35 万+</w:t>
+      </w:r>
+      <w:r>
+        <w:rPr>
+          <w:rFonts w:ascii="PingFang SC" w:hAnsi="PingFang SC" w:eastAsia="PingFang SC"/>
+          <w:b w:val="0"/>
+          <w:color w:val="23262C"/>
+          <w:sz w:val="20"/>
+        </w:rPr>
+        <w:t xml:space="preserve">）；汽水音乐《百鬼夜行》（演唱，收藏 </w:t>
+      </w:r>
+      <w:r>
+        <w:rPr>
+          <w:rFonts w:ascii="PingFang SC" w:hAnsi="PingFang SC" w:eastAsia="PingFang SC"/>
+          <w:b/>
+          <w:color w:val="2F54B8"/>
+          <w:sz w:val="20"/>
+        </w:rPr>
+        <w:t>18.5 万+</w:t>
       </w:r>
       <w:r>
         <w:rPr>
@@ -1315,6 +1333,150 @@
           <w:color w:val="1C1F26"/>
           <w:sz w:val="21"/>
         </w:rPr>
+        <w:t>《百鬼夜行》</w:t>
+      </w:r>
+      <w:r>
+        <w:rPr>
+          <w:rFonts w:ascii="PingFang SC" w:hAnsi="PingFang SC" w:eastAsia="PingFang SC"/>
+          <w:b w:val="0"/>
+          <w:color w:val="23262C"/>
+          <w:sz w:val="21"/>
+        </w:rPr>
+        <w:t xml:space="preserve">  </w:t>
+      </w:r>
+      <w:r>
+        <w:rPr>
+          <w:rFonts w:ascii="PingFang SC" w:hAnsi="PingFang SC" w:eastAsia="PingFang SC"/>
+          <w:b/>
+          <w:color w:val="2F54B8"/>
+          <w:sz w:val="17"/>
+          <w:shd w:val="clear" w:fill="EEF2FC"/>
+        </w:rPr>
+        <w:t xml:space="preserve"> 演唱 </w:t>
+      </w:r>
+      <w:r>
+        <w:rPr>
+          <w:rFonts w:ascii="PingFang SC" w:hAnsi="PingFang SC" w:eastAsia="PingFang SC"/>
+          <w:b w:val="0"/>
+          <w:color w:val="23262C"/>
+          <w:sz w:val="18"/>
+        </w:rPr>
+        <w:tab/>
+      </w:r>
+      <w:r>
+        <w:rPr>
+          <w:rFonts w:ascii="PingFang SC" w:hAnsi="PingFang SC" w:eastAsia="PingFang SC"/>
+          <w:b w:val="0"/>
+          <w:color w:val="6A7080"/>
+          <w:sz w:val="18"/>
+        </w:rPr>
+        <w:t>汽水音乐</w:t>
+      </w:r>
+    </w:p>
+    <w:p>
+      <w:pPr>
+        <w:spacing w:before="0" w:after="57" w:line="365" w:lineRule="auto"/>
+        <w:ind w:left="198" w:hanging="198"/>
+      </w:pPr>
+      <w:r>
+        <w:rPr>
+          <w:rFonts w:ascii="PingFang SC" w:hAnsi="PingFang SC" w:eastAsia="PingFang SC"/>
+          <w:b/>
+          <w:color w:val="2F54B8"/>
+          <w:sz w:val="17"/>
+        </w:rPr>
+        <w:t xml:space="preserve">▪ </w:t>
+      </w:r>
+      <w:r>
+        <w:rPr>
+          <w:rFonts w:ascii="PingFang SC" w:hAnsi="PingFang SC" w:eastAsia="PingFang SC"/>
+          <w:b w:val="0"/>
+          <w:color w:val="23262C"/>
+          <w:sz w:val="20"/>
+        </w:rPr>
+        <w:t xml:space="preserve">担任演唱，汽水音乐平台发布，收藏 </w:t>
+      </w:r>
+      <w:r>
+        <w:rPr>
+          <w:rFonts w:ascii="PingFang SC" w:hAnsi="PingFang SC" w:eastAsia="PingFang SC"/>
+          <w:b/>
+          <w:color w:val="2F54B8"/>
+          <w:sz w:val="20"/>
+        </w:rPr>
+        <w:t>18.5 万+</w:t>
+      </w:r>
+      <w:r>
+        <w:rPr>
+          <w:rFonts w:ascii="PingFang SC" w:hAnsi="PingFang SC" w:eastAsia="PingFang SC"/>
+          <w:b w:val="0"/>
+          <w:color w:val="23262C"/>
+          <w:sz w:val="20"/>
+        </w:rPr>
+        <w:t xml:space="preserve">、评论 </w:t>
+      </w:r>
+      <w:r>
+        <w:rPr>
+          <w:rFonts w:ascii="PingFang SC" w:hAnsi="PingFang SC" w:eastAsia="PingFang SC"/>
+          <w:b/>
+          <w:color w:val="2F54B8"/>
+          <w:sz w:val="20"/>
+        </w:rPr>
+        <w:t>2,000+</w:t>
+      </w:r>
+      <w:r>
+        <w:rPr>
+          <w:rFonts w:ascii="PingFang SC" w:hAnsi="PingFang SC" w:eastAsia="PingFang SC"/>
+          <w:b w:val="0"/>
+          <w:color w:val="23262C"/>
+          <w:sz w:val="20"/>
+        </w:rPr>
+        <w:t xml:space="preserve">、转发 </w:t>
+      </w:r>
+      <w:r>
+        <w:rPr>
+          <w:rFonts w:ascii="PingFang SC" w:hAnsi="PingFang SC" w:eastAsia="PingFang SC"/>
+          <w:b/>
+          <w:color w:val="2F54B8"/>
+          <w:sz w:val="20"/>
+        </w:rPr>
+        <w:t>4,400+</w:t>
+      </w:r>
+      <w:r>
+        <w:rPr>
+          <w:rFonts w:ascii="PingFang SC" w:hAnsi="PingFang SC" w:eastAsia="PingFang SC"/>
+          <w:b w:val="0"/>
+          <w:color w:val="23262C"/>
+          <w:sz w:val="20"/>
+        </w:rPr>
+        <w:t>。</w:t>
+      </w:r>
+      <w:hyperlink r:id="rId12">
+        <w:r>
+          <w:rPr>
+            <w:rFonts w:ascii="PingFang SC" w:hAnsi="PingFang SC" w:eastAsia="PingFang SC"/>
+            <w:b/>
+            <w:color w:val="2F54B8"/>
+            <w:sz w:val="18"/>
+            <w:szCs w:val="18"/>
+          </w:rPr>
+          <w:t xml:space="preserve">【试听】</w:t>
+        </w:r>
+      </w:hyperlink>
+    </w:p>
+    <w:p>
+      <w:pPr>
+        <w:tabs>
+          <w:tab w:pos="10545" w:val="right"/>
+        </w:tabs>
+        <w:spacing w:before="147" w:after="23" w:line="365" w:lineRule="auto"/>
+      </w:pPr>
+      <w:r>
+        <w:rPr>
+          <w:rFonts w:ascii="PingFang SC" w:hAnsi="PingFang SC" w:eastAsia="PingFang SC"/>
+          <w:b/>
+          <w:color w:val="1C1F26"/>
+          <w:sz w:val="21"/>
+        </w:rPr>
         <w:t>游戏 IP 同人企划</w:t>
       </w:r>
       <w:r>
@@ -1750,7 +1912,7 @@
           <w:t xml:space="preserve">《听闻》</w:t>
         </w:r>
       </w:hyperlink>
-      <w:hyperlink r:id="rId12">
+      <w:hyperlink r:id="rId13">
         <w:r>
           <w:rPr>
             <w:rFonts w:ascii="PingFang SC" w:hAnsi="PingFang SC" w:eastAsia="PingFang SC"/>
@@ -1762,7 +1924,7 @@
           <w:t xml:space="preserve">《终焉之刻》</w:t>
         </w:r>
       </w:hyperlink>
-      <w:hyperlink r:id="rId13">
+      <w:hyperlink r:id="rId14">
         <w:r>
           <w:rPr>
             <w:rFonts w:ascii="PingFang SC" w:hAnsi="PingFang SC" w:eastAsia="PingFang SC"/>
@@ -1781,7 +1943,7 @@
           <w:color w:val="454A54"/>
           <w:sz w:val="18"/>
         </w:rPr>
-        <w:t xml:space="preserve"> · QQ 音乐 </w:t>
+        <w:t xml:space="preserve"> · QQ </w:t>
       </w:r>
       <w:hyperlink r:id="rId9">
         <w:r>
@@ -1795,7 +1957,7 @@
           <w:t xml:space="preserve">《云舒》</w:t>
         </w:r>
       </w:hyperlink>
-      <w:hyperlink r:id="rId14">
+      <w:hyperlink r:id="rId15">
         <w:r>
           <w:rPr>
             <w:rFonts w:ascii="PingFang SC" w:hAnsi="PingFang SC" w:eastAsia="PingFang SC"/>
@@ -1826,6 +1988,27 @@
             <w:szCs w:val="18"/>
           </w:rPr>
           <w:t xml:space="preserve">《泽陂》</w:t>
+        </w:r>
+      </w:hyperlink>
+      <w:r>
+        <w:rPr>
+          <w:rFonts w:ascii="PingFang SC" w:hAnsi="PingFang SC" w:eastAsia="PingFang SC"/>
+          <w:b w:val="0"/>
+          <w:color w:val="454A54"/>
+          <w:sz w:val="18"/>
+        </w:rPr>
+        <w:t xml:space="preserve"> · 汽水 </w:t>
+      </w:r>
+      <w:hyperlink r:id="rId12">
+        <w:r>
+          <w:rPr>
+            <w:rFonts w:ascii="PingFang SC" w:hAnsi="PingFang SC" w:eastAsia="PingFang SC"/>
+            <w:b/>
+            <w:color w:val="2F54B8"/>
+            <w:sz w:val="18"/>
+            <w:szCs w:val="18"/>
+          </w:rPr>
+          <w:t xml:space="preserve">《百鬼夜行》</w:t>
         </w:r>
       </w:hyperlink>
     </w:p>
